--- a/docs/delivery/02_아가야_운영안내서.docx
+++ b/docs/delivery/02_아가야_운영안내서.docx
@@ -506,7 +506,7 @@
           <w:b w:val="0"/>
           <w:sz w:val="20"/>
         </w:rPr>
-        <w:t>대화 응답이 늦으면 잠시 후 다시 시도하고, 반복되면 운영 담당자에게 전달합니다.</w:t>
+        <w:t>대화 응답이 평소보다 늦으면 잠시 기다린 뒤 운영 담당자에게 전달합니다.</w:t>
       </w:r>
     </w:p>
     <w:p>
